--- a/output/docx/Amor-de-Gea-LeadLens-Pilot-1-Feedback.docx
+++ b/output/docx/Amor-de-Gea-LeadLens-Pilot-1-Feedback.docx
@@ -4,41 +4,33 @@
   <w:body>
     <w:p>
       <w:pPr>
-        <w:spacing w:before="720" w:after="160"/>
-        <w:jc w:val="left"/>
+        <w:spacing w:before="600"/>
       </w:pPr>
       <w:r>
         <w:rPr>
-          <w:rFonts w:ascii="Calibri" w:hAnsi="Calibri"/>
           <w:b/>
-          <w:color w:val="57745A"/>
+          <w:color w:val="B48A4A"/>
           <w:sz w:val="22"/>
         </w:rPr>
-        <w:t>AMOR DE GEA</w:t>
+        <w:t>LEADLENS · AMOR DE GEA</w:t>
+      </w:r>
+    </w:p>
+    <w:p>
+      <w:r>
+        <w:rPr>
+          <w:b/>
+          <w:color w:val="17352C"/>
+          <w:sz w:val="48"/>
+        </w:rPr>
+        <w:t>Retroalimentación · Piloto LeadLens 1</w:t>
       </w:r>
     </w:p>
     <w:p>
       <w:pPr>
-        <w:spacing w:after="120"/>
+        <w:spacing w:after="320"/>
       </w:pPr>
       <w:r>
-        <w:rPr>
-          <w:rFonts w:ascii="Calibri" w:hAnsi="Calibri"/>
-          <w:b/>
-          <w:color w:val="17352C"/>
-          <w:sz w:val="50"/>
-        </w:rPr>
-        <w:t>Retroalimentación</w:t>
-        <w:br/>
-        <w:t>Piloto LeadLens 1</w:t>
-      </w:r>
-    </w:p>
-    <w:p>
-      <w:pPr>
-        <w:spacing w:after="360"/>
-      </w:pPr>
-      <w:r>
-        <w:t>Sus respuestas convertirán este portafolio en aprendizaje para el siguiente ciclo. No hay respuestas prellenadas.</w:t>
+        <w:t>Sus respuestas convertirán este portafolio en aprendizaje para el siguiente ciclo. No hay respuestas prellenadas. Complete únicamente lo que pueda confirmar.</w:t>
       </w:r>
     </w:p>
     <w:p>
@@ -177,7 +169,7 @@
     </w:p>
     <w:p>
       <w:r>
-        <w:t>Calificación 1–5:  ☐ 1   ☐ 2   ☐ 3   ☐ 4   ☐ 5</w:t>
+        <w:t>Calificación 1–5:   ☐ 1    ☐ 2    ☐ 3    ☐ 4    ☐ 5</w:t>
       </w:r>
     </w:p>
     <w:tbl>
@@ -217,7 +209,7 @@
     </w:p>
     <w:p>
       <w:r>
-        <w:t>Calificación 1–5:  ☐ 1   ☐ 2   ☐ 3   ☐ 4   ☐ 5</w:t>
+        <w:t>Calificación 1–5:   ☐ 1    ☐ 2    ☐ 3    ☐ 4    ☐ 5</w:t>
       </w:r>
     </w:p>
     <w:tbl>
@@ -257,7 +249,7 @@
     </w:p>
     <w:p>
       <w:r>
-        <w:t>Calificación 1–5:  ☐ 1   ☐ 2   ☐ 3   ☐ 4   ☐ 5</w:t>
+        <w:t>Calificación 1–5:   ☐ 1    ☐ 2    ☐ 3    ☐ 4    ☐ 5</w:t>
       </w:r>
     </w:p>
     <w:tbl>
@@ -292,12 +284,12 @@
         <w:rPr>
           <w:b/>
         </w:rPr>
-        <w:t>Utilidad de los Action Briefs</w:t>
+        <w:t>Utilidad de los briefs de acción</w:t>
       </w:r>
     </w:p>
     <w:p>
       <w:r>
-        <w:t>Calificación 1–5:  ☐ 1   ☐ 2   ☐ 3   ☐ 4   ☐ 5</w:t>
+        <w:t>Calificación 1–5:   ☐ 1    ☐ 2    ☐ 3    ☐ 4    ☐ 5</w:t>
       </w:r>
     </w:p>
     <w:tbl>
@@ -337,7 +329,7 @@
     </w:p>
     <w:p>
       <w:r>
-        <w:t>Calificación 1–5:  ☐ 1   ☐ 2   ☐ 3   ☐ 4   ☐ 5</w:t>
+        <w:t>Calificación 1–5:   ☐ 1    ☐ 2    ☐ 3    ☐ 4    ☐ 5</w:t>
       </w:r>
     </w:p>
     <w:tbl>
@@ -377,7 +369,7 @@
     </w:p>
     <w:p>
       <w:r>
-        <w:t>Calificación 1–5:  ☐ 1   ☐ 2   ☐ 3   ☐ 4   ☐ 5</w:t>
+        <w:t>Calificación 1–5:   ☐ 1    ☐ 2    ☐ 3    ☐ 4    ☐ 5</w:t>
       </w:r>
     </w:p>
     <w:tbl>
@@ -417,7 +409,7 @@
     </w:p>
     <w:p>
       <w:r>
-        <w:t>Calificación 1–5:  ☐ 1   ☐ 2   ☐ 3   ☐ 4   ☐ 5</w:t>
+        <w:t>Calificación 1–5:   ☐ 1    ☐ 2    ☐ 3    ☐ 4    ☐ 5</w:t>
       </w:r>
     </w:p>
     <w:tbl>
@@ -457,7 +449,7 @@
     </w:p>
     <w:p>
       <w:r>
-        <w:t>Calificación 1–5:  ☐ 1   ☐ 2   ☐ 3   ☐ 4   ☐ 5</w:t>
+        <w:t>Calificación 1–5:   ☐ 1    ☐ 2    ☐ 3    ☐ 4    ☐ 5</w:t>
       </w:r>
     </w:p>
     <w:tbl>
@@ -497,7 +489,7 @@
     </w:p>
     <w:p>
       <w:r>
-        <w:t>Calificación 1–5:  ☐ 1   ☐ 2   ☐ 3   ☐ 4   ☐ 5</w:t>
+        <w:t>Calificación 1–5:   ☐ 1    ☐ 2    ☐ 3    ☐ 4    ☐ 5</w:t>
       </w:r>
     </w:p>
     <w:tbl>
@@ -532,12 +524,12 @@
         <w:rPr>
           <w:b/>
         </w:rPr>
-        <w:t>Valor comparado con una base de datos</w:t>
+        <w:t>Valor frente a una base de datos</w:t>
       </w:r>
     </w:p>
     <w:p>
       <w:r>
-        <w:t>Calificación 1–5:  ☐ 1   ☐ 2   ☐ 3   ☐ 4   ☐ 5</w:t>
+        <w:t>Calificación 1–5:   ☐ 1    ☐ 2    ☐ 3    ☐ 4    ☐ 5</w:t>
       </w:r>
     </w:p>
     <w:tbl>
@@ -590,12 +582,12 @@
     </w:p>
     <w:p>
       <w:r>
-        <w:t>Relación: ☐ nueva  ☐ conocida  ☐ contactada  ☐ conversación activa  ☐ cliente/socio  ☐ excluir</w:t>
+        <w:t>Relación:  ☐ nueva  ☐ conocida  ☐ contactada  ☐ conversación activa  ☐ cliente/socio  ☐ excluir</w:t>
       </w:r>
     </w:p>
     <w:p>
       <w:r>
-        <w:t>Relevancia: ☐ alta  ☐ media  ☐ baja    Acción: ☐ validar primero  ☐ mantener  ☐ investigar  ☐ descartar</w:t>
+        <w:t>Relevancia:  ☐ alta  ☐ media  ☐ baja      Acción:  ☐ validar primero  ☐ mantener  ☐ investigar  ☐ descartar</w:t>
       </w:r>
     </w:p>
     <w:tbl>
@@ -635,12 +627,12 @@
     </w:p>
     <w:p>
       <w:r>
-        <w:t>Relación: ☐ nueva  ☐ conocida  ☐ contactada  ☐ conversación activa  ☐ cliente/socio  ☐ excluir</w:t>
+        <w:t>Relación:  ☐ nueva  ☐ conocida  ☐ contactada  ☐ conversación activa  ☐ cliente/socio  ☐ excluir</w:t>
       </w:r>
     </w:p>
     <w:p>
       <w:r>
-        <w:t>Relevancia: ☐ alta  ☐ media  ☐ baja    Acción: ☐ validar primero  ☐ mantener  ☐ investigar  ☐ descartar</w:t>
+        <w:t>Relevancia:  ☐ alta  ☐ media  ☐ baja      Acción:  ☐ validar primero  ☐ mantener  ☐ investigar  ☐ descartar</w:t>
       </w:r>
     </w:p>
     <w:tbl>
@@ -680,12 +672,12 @@
     </w:p>
     <w:p>
       <w:r>
-        <w:t>Relación: ☐ nueva  ☐ conocida  ☐ contactada  ☐ conversación activa  ☐ cliente/socio  ☐ excluir</w:t>
+        <w:t>Relación:  ☐ nueva  ☐ conocida  ☐ contactada  ☐ conversación activa  ☐ cliente/socio  ☐ excluir</w:t>
       </w:r>
     </w:p>
     <w:p>
       <w:r>
-        <w:t>Relevancia: ☐ alta  ☐ media  ☐ baja    Acción: ☐ validar primero  ☐ mantener  ☐ investigar  ☐ descartar</w:t>
+        <w:t>Relevancia:  ☐ alta  ☐ media  ☐ baja      Acción:  ☐ validar primero  ☐ mantener  ☐ investigar  ☐ descartar</w:t>
       </w:r>
     </w:p>
     <w:tbl>
@@ -725,12 +717,12 @@
     </w:p>
     <w:p>
       <w:r>
-        <w:t>Relación: ☐ nueva  ☐ conocida  ☐ contactada  ☐ conversación activa  ☐ cliente/socio  ☐ excluir</w:t>
+        <w:t>Relación:  ☐ nueva  ☐ conocida  ☐ contactada  ☐ conversación activa  ☐ cliente/socio  ☐ excluir</w:t>
       </w:r>
     </w:p>
     <w:p>
       <w:r>
-        <w:t>Relevancia: ☐ alta  ☐ media  ☐ baja    Acción: ☐ validar primero  ☐ mantener  ☐ investigar  ☐ descartar</w:t>
+        <w:t>Relevancia:  ☐ alta  ☐ media  ☐ baja      Acción:  ☐ validar primero  ☐ mantener  ☐ investigar  ☐ descartar</w:t>
       </w:r>
     </w:p>
     <w:tbl>
@@ -770,12 +762,12 @@
     </w:p>
     <w:p>
       <w:r>
-        <w:t>Relación: ☐ nueva  ☐ conocida  ☐ contactada  ☐ conversación activa  ☐ cliente/socio  ☐ excluir</w:t>
+        <w:t>Relación:  ☐ nueva  ☐ conocida  ☐ contactada  ☐ conversación activa  ☐ cliente/socio  ☐ excluir</w:t>
       </w:r>
     </w:p>
     <w:p>
       <w:r>
-        <w:t>Relevancia: ☐ alta  ☐ media  ☐ baja    Acción: ☐ validar primero  ☐ mantener  ☐ investigar  ☐ descartar</w:t>
+        <w:t>Relevancia:  ☐ alta  ☐ media  ☐ baja      Acción:  ☐ validar primero  ☐ mantener  ☐ investigar  ☐ descartar</w:t>
       </w:r>
     </w:p>
     <w:tbl>
@@ -815,12 +807,12 @@
     </w:p>
     <w:p>
       <w:r>
-        <w:t>Relación: ☐ nueva  ☐ conocida  ☐ contactada  ☐ conversación activa  ☐ cliente/socio  ☐ excluir</w:t>
+        <w:t>Relación:  ☐ nueva  ☐ conocida  ☐ contactada  ☐ conversación activa  ☐ cliente/socio  ☐ excluir</w:t>
       </w:r>
     </w:p>
     <w:p>
       <w:r>
-        <w:t>Relevancia: ☐ alta  ☐ media  ☐ baja    Acción: ☐ validar primero  ☐ mantener  ☐ investigar  ☐ descartar</w:t>
+        <w:t>Relevancia:  ☐ alta  ☐ media  ☐ baja      Acción:  ☐ validar primero  ☐ mantener  ☐ investigar  ☐ descartar</w:t>
       </w:r>
     </w:p>
     <w:tbl>
@@ -860,12 +852,12 @@
     </w:p>
     <w:p>
       <w:r>
-        <w:t>Relación: ☐ nueva  ☐ conocida  ☐ contactada  ☐ conversación activa  ☐ cliente/socio  ☐ excluir</w:t>
+        <w:t>Relación:  ☐ nueva  ☐ conocida  ☐ contactada  ☐ conversación activa  ☐ cliente/socio  ☐ excluir</w:t>
       </w:r>
     </w:p>
     <w:p>
       <w:r>
-        <w:t>Relevancia: ☐ alta  ☐ media  ☐ baja    Acción: ☐ validar primero  ☐ mantener  ☐ investigar  ☐ descartar</w:t>
+        <w:t>Relevancia:  ☐ alta  ☐ media  ☐ baja      Acción:  ☐ validar primero  ☐ mantener  ☐ investigar  ☐ descartar</w:t>
       </w:r>
     </w:p>
     <w:tbl>
@@ -905,12 +897,12 @@
     </w:p>
     <w:p>
       <w:r>
-        <w:t>Relación: ☐ nueva  ☐ conocida  ☐ contactada  ☐ conversación activa  ☐ cliente/socio  ☐ excluir</w:t>
+        <w:t>Relación:  ☐ nueva  ☐ conocida  ☐ contactada  ☐ conversación activa  ☐ cliente/socio  ☐ excluir</w:t>
       </w:r>
     </w:p>
     <w:p>
       <w:r>
-        <w:t>Relevancia: ☐ alta  ☐ media  ☐ baja    Acción: ☐ validar primero  ☐ mantener  ☐ investigar  ☐ descartar</w:t>
+        <w:t>Relevancia:  ☐ alta  ☐ media  ☐ baja      Acción:  ☐ validar primero  ☐ mantener  ☐ investigar  ☐ descartar</w:t>
       </w:r>
     </w:p>
     <w:tbl>
@@ -950,12 +942,12 @@
     </w:p>
     <w:p>
       <w:r>
-        <w:t>Relación: ☐ nueva  ☐ conocida  ☐ contactada  ☐ conversación activa  ☐ cliente/socio  ☐ excluir</w:t>
+        <w:t>Relación:  ☐ nueva  ☐ conocida  ☐ contactada  ☐ conversación activa  ☐ cliente/socio  ☐ excluir</w:t>
       </w:r>
     </w:p>
     <w:p>
       <w:r>
-        <w:t>Relevancia: ☐ alta  ☐ media  ☐ baja    Acción: ☐ validar primero  ☐ mantener  ☐ investigar  ☐ descartar</w:t>
+        <w:t>Relevancia:  ☐ alta  ☐ media  ☐ baja      Acción:  ☐ validar primero  ☐ mantener  ☐ investigar  ☐ descartar</w:t>
       </w:r>
     </w:p>
     <w:tbl>
@@ -995,12 +987,12 @@
     </w:p>
     <w:p>
       <w:r>
-        <w:t>Relación: ☐ nueva  ☐ conocida  ☐ contactada  ☐ conversación activa  ☐ cliente/socio  ☐ excluir</w:t>
+        <w:t>Relación:  ☐ nueva  ☐ conocida  ☐ contactada  ☐ conversación activa  ☐ cliente/socio  ☐ excluir</w:t>
       </w:r>
     </w:p>
     <w:p>
       <w:r>
-        <w:t>Relevancia: ☐ alta  ☐ media  ☐ baja    Acción: ☐ validar primero  ☐ mantener  ☐ investigar  ☐ descartar</w:t>
+        <w:t>Relevancia:  ☐ alta  ☐ media  ☐ baja      Acción:  ☐ validar primero  ☐ mantener  ☐ investigar  ☐ descartar</w:t>
       </w:r>
     </w:p>
     <w:tbl>
@@ -1083,7 +1075,7 @@
         <w:rPr>
           <w:b/>
         </w:rPr>
-        <w:t>Indique cuentas conocidas, contactadas, activas o excluidas</w:t>
+        <w:t>Indique cuentas conocidas, contactadas, activas o que deban excluirse</w:t>
       </w:r>
     </w:p>
     <w:tbl>
@@ -1123,7 +1115,7 @@
         <w:pStyle w:val="Heading1"/>
       </w:pPr>
       <w:r>
-        <w:t>E. Evaluación de los cuatro Action Briefs</w:t>
+        <w:t>E. Evaluación de los cuatro briefs de acción</w:t>
       </w:r>
     </w:p>
     <w:p>
@@ -1136,7 +1128,7 @@
     </w:p>
     <w:p>
       <w:r>
-        <w:t>Calificación 1–5:  ☐ 1   ☐ 2   ☐ 3   ☐ 4   ☐ 5</w:t>
+        <w:t>Calificación 1–5:   ☐ 1    ☐ 2    ☐ 3    ☐ 4    ☐ 5</w:t>
       </w:r>
     </w:p>
     <w:tbl>
@@ -1176,7 +1168,7 @@
     </w:p>
     <w:p>
       <w:r>
-        <w:t>Calificación 1–5:  ☐ 1   ☐ 2   ☐ 3   ☐ 4   ☐ 5</w:t>
+        <w:t>Calificación 1–5:   ☐ 1    ☐ 2    ☐ 3    ☐ 4    ☐ 5</w:t>
       </w:r>
     </w:p>
     <w:tbl>
@@ -1216,7 +1208,7 @@
     </w:p>
     <w:p>
       <w:r>
-        <w:t>Calificación 1–5:  ☐ 1   ☐ 2   ☐ 3   ☐ 4   ☐ 5</w:t>
+        <w:t>Calificación 1–5:   ☐ 1    ☐ 2    ☐ 3    ☐ 4    ☐ 5</w:t>
       </w:r>
     </w:p>
     <w:tbl>
@@ -1256,7 +1248,7 @@
     </w:p>
     <w:p>
       <w:r>
-        <w:t>Calificación 1–5:  ☐ 1   ☐ 2   ☐ 3   ☐ 4   ☐ 5</w:t>
+        <w:t>Calificación 1–5:   ☐ 1    ☐ 2    ☐ 3    ☐ 4    ☐ 5</w:t>
       </w:r>
     </w:p>
     <w:tbl>
@@ -1304,7 +1296,7 @@
         <w:rPr>
           <w:b/>
         </w:rPr>
-        <w:t>Hospitalidad / spa</w:t>
+        <w:t>Hotelería / spa</w:t>
       </w:r>
     </w:p>
     <w:tbl>
@@ -1998,7 +1990,7 @@
       <w:headerReference w:type="default" r:id="rId9"/>
       <w:footerReference w:type="default" r:id="rId10"/>
       <w:pgSz w:w="12240" w:h="15840"/>
-      <w:pgMar w:top="1440" w:right="1440" w:bottom="1440" w:left="1440" w:header="708" w:footer="708" w:gutter="0"/>
+      <w:pgMar w:top="1440" w:right="1440" w:bottom="1440" w:left="1440" w:header="720" w:footer="720" w:gutter="0"/>
       <w:cols w:space="720"/>
       <w:docGrid w:linePitch="360"/>
     </w:sectPr>
@@ -2015,9 +2007,10 @@
     </w:pPr>
     <w:r>
       <w:rPr>
+        <w:color w:val="6B7873"/>
         <w:sz w:val="16"/>
       </w:rPr>
-      <w:t>Documento de retroalimentación · versión 1.0</w:t>
+      <w:t>Documento de retroalimentación · v1.1 · las respuestas se revisan antes de usarse</w:t>
     </w:r>
   </w:p>
 </w:ftr>
@@ -2026,13 +2019,15 @@
 <file path=word/header1.xml><?xml version="1.0" encoding="utf-8"?>
 <w:hdr xmlns:m="http://schemas.openxmlformats.org/officeDocument/2006/math" xmlns:mc="http://schemas.openxmlformats.org/markup-compatibility/2006" xmlns:mo="http://schemas.microsoft.com/office/mac/office/2008/main" xmlns:mv="urn:schemas-microsoft-com:mac:vml" xmlns:o="urn:schemas-microsoft-com:office:office" xmlns:r="http://schemas.openxmlformats.org/officeDocument/2006/relationships" xmlns:v="urn:schemas-microsoft-com:vml" xmlns:w10="urn:schemas-microsoft-com:office:word" xmlns:w14="http://schemas.microsoft.com/office/word/2010/wordml" xmlns:w="http://schemas.openxmlformats.org/wordprocessingml/2006/main" xmlns:wne="http://schemas.microsoft.com/office/word/2006/wordml" xmlns:wp14="http://schemas.microsoft.com/office/word/2010/wordprocessingDrawing" xmlns:wp="http://schemas.openxmlformats.org/drawingml/2006/wordprocessingDrawing" xmlns:wpc="http://schemas.microsoft.com/office/word/2010/wordprocessingCanvas" xmlns:wpg="http://schemas.microsoft.com/office/word/2010/wordprocessingGroup" xmlns:wpi="http://schemas.microsoft.com/office/word/2010/wordprocessingInk" xmlns:wps="http://schemas.microsoft.com/office/word/2010/wordprocessingShape" mc:Ignorable="w14 wp14">
   <w:p>
-    <w:pPr/>
+    <w:pPr>
+      <w:pStyle w:val="Header"/>
+    </w:pPr>
     <w:r>
       <w:rPr>
-        <w:color w:val="66736D"/>
+        <w:color w:val="6B7873"/>
         <w:sz w:val="16"/>
       </w:rPr>
-      <w:t>LEADLENS  |  AMOR DE GEA · PILOTO 1</w:t>
+      <w:t>LEADLENS  ·  AMOR DE GEA · PILOTO 1</w:t>
     </w:r>
   </w:p>
 </w:hdr>
@@ -2402,7 +2397,7 @@
     <w:qFormat/>
     <w:rsid w:val="00FC693F"/>
     <w:pPr>
-      <w:spacing w:after="120" w:line="264" w:lineRule="auto"/>
+      <w:spacing w:after="120" w:line="269" w:lineRule="auto"/>
     </w:pPr>
     <w:rPr>
       <w:rFonts w:ascii="Calibri" w:hAnsi="Calibri"/>
@@ -2464,14 +2459,14 @@
     <w:pPr>
       <w:keepNext/>
       <w:keepLines/>
-      <w:spacing w:before="320" w:after="160"/>
+      <w:spacing w:before="320" w:after="120"/>
       <w:outlineLvl w:val="0"/>
     </w:pPr>
     <w:rPr>
       <w:rFonts w:asciiTheme="majorHAnsi" w:eastAsiaTheme="majorEastAsia" w:hAnsiTheme="majorHAnsi" w:cstheme="majorBidi" w:ascii="Calibri" w:hAnsi="Calibri"/>
       <w:b/>
       <w:bCs/>
-      <w:color w:val="2E745B"/>
+      <w:color w:val="17352C"/>
       <w:sz w:val="32"/>
       <w:szCs w:val="28"/>
     </w:rPr>
@@ -2488,14 +2483,14 @@
     <w:pPr>
       <w:keepNext/>
       <w:keepLines/>
-      <w:spacing w:before="240" w:after="120"/>
+      <w:spacing w:before="240" w:after="80"/>
       <w:outlineLvl w:val="1"/>
     </w:pPr>
     <w:rPr>
       <w:rFonts w:asciiTheme="majorHAnsi" w:eastAsiaTheme="majorEastAsia" w:hAnsiTheme="majorHAnsi" w:cstheme="majorBidi" w:ascii="Calibri" w:hAnsi="Calibri"/>
       <w:b/>
       <w:bCs/>
-      <w:color w:val="2E745B"/>
+      <w:color w:val="4E6A54"/>
       <w:sz w:val="26"/>
       <w:szCs w:val="26"/>
     </w:rPr>
@@ -2512,15 +2507,15 @@
     <w:pPr>
       <w:keepNext/>
       <w:keepLines/>
-      <w:spacing w:before="160" w:after="80"/>
+      <w:spacing w:before="160" w:after="60"/>
       <w:outlineLvl w:val="2"/>
     </w:pPr>
     <w:rPr>
       <w:rFonts w:asciiTheme="majorHAnsi" w:eastAsiaTheme="majorEastAsia" w:hAnsiTheme="majorHAnsi" w:cstheme="majorBidi" w:ascii="Calibri" w:hAnsi="Calibri"/>
       <w:b/>
       <w:bCs/>
-      <w:color w:val="1F4D3B"/>
-      <w:sz w:val="24"/>
+      <w:color w:val="6B7873"/>
+      <w:sz w:val="22"/>
     </w:rPr>
   </w:style>
   <w:style w:type="paragraph" w:styleId="Heading4">

--- a/output/docx/Amor-de-Gea-LeadLens-Pilot-1-Feedback.docx
+++ b/output/docx/Amor-de-Gea-LeadLens-Pilot-1-Feedback.docx
@@ -4,7 +4,7 @@
   <w:body>
     <w:p>
       <w:pPr>
-        <w:spacing w:before="600"/>
+        <w:spacing w:before="480"/>
       </w:pPr>
       <w:r>
         <w:rPr>
@@ -20,17 +20,190 @@
         <w:rPr>
           <w:b/>
           <w:color w:val="17352C"/>
-          <w:sz w:val="48"/>
+          <w:sz w:val="46"/>
         </w:rPr>
         <w:t>Retroalimentación · Piloto LeadLens 1</w:t>
       </w:r>
     </w:p>
     <w:p>
+      <w:r>
+        <w:t>Sus respuestas convertirán este portafolio en aprendizaje para el siguiente ciclo. No hay respuestas prellenadas. Puede escribir directamente en este documento.</w:t>
+      </w:r>
+    </w:p>
+    <w:p>
       <w:pPr>
-        <w:spacing w:after="320"/>
+        <w:pStyle w:val="Heading2"/>
       </w:pPr>
       <w:r>
-        <w:t>Sus respuestas convertirán este portafolio en aprendizaje para el siguiente ciclo. No hay respuestas prellenadas. Complete únicamente lo que pueda confirmar.</w:t>
+        <w:t>Cómo evaluar este piloto</w:t>
+      </w:r>
+    </w:p>
+    <w:p>
+      <w:r>
+        <w:t>Esta guía es para Amor de Gea. El piloto no debe evaluarse solo por si ocurre una venta inmediata, sino por la calidad de la decisión comercial que permite tomar.</w:t>
+      </w:r>
+    </w:p>
+    <w:p>
+      <w:pPr>
+        <w:pStyle w:val="ListBullet"/>
+      </w:pPr>
+      <w:r>
+        <w:rPr>
+          <w:b/>
+        </w:rPr>
+        <w:t xml:space="preserve">1. Relevancia: </w:t>
+      </w:r>
+      <w:r>
+        <w:t>¿Las cuentas tienen sentido para la capacidad, el producto y las rutas reales de Amor de Gea?</w:t>
+      </w:r>
+    </w:p>
+    <w:p>
+      <w:pPr>
+        <w:pStyle w:val="ListBullet"/>
+      </w:pPr>
+      <w:r>
+        <w:rPr>
+          <w:b/>
+        </w:rPr>
+        <w:t xml:space="preserve">2. Priorización: </w:t>
+      </w:r>
+      <w:r>
+        <w:t>¿El reporte ayuda a decidir qué cuentas merecen atención primero y cuáles no aún?</w:t>
+      </w:r>
+    </w:p>
+    <w:p>
+      <w:pPr>
+        <w:pStyle w:val="ListBullet"/>
+      </w:pPr>
+      <w:r>
+        <w:rPr>
+          <w:b/>
+        </w:rPr>
+        <w:t xml:space="preserve">3. Inteligencia: </w:t>
+      </w:r>
+      <w:r>
+        <w:t>¿Aporta contexto, evidencia, mecanismos, riesgos o preguntas que Amor de Gea no tenía?</w:t>
+      </w:r>
+    </w:p>
+    <w:p>
+      <w:pPr>
+        <w:pStyle w:val="ListBullet"/>
+      </w:pPr>
+      <w:r>
+        <w:rPr>
+          <w:b/>
+        </w:rPr>
+        <w:t xml:space="preserve">4. Preparación comercial: </w:t>
+      </w:r>
+      <w:r>
+        <w:t>¿Los briefs preparan mejor a Amor de Gea para validar la cuenta y hacer mejores preguntas?</w:t>
+      </w:r>
+    </w:p>
+    <w:p>
+      <w:pPr>
+        <w:pStyle w:val="ListBullet"/>
+      </w:pPr>
+      <w:r>
+        <w:rPr>
+          <w:b/>
+        </w:rPr>
+        <w:t xml:space="preserve">5. Aprendizaje y siguiente ciclo: </w:t>
+      </w:r>
+      <w:r>
+        <w:t>¿La retroalimentación y los resultados ayudarán a mejorar el próximo portafolio?</w:t>
+      </w:r>
+    </w:p>
+    <w:p>
+      <w:r>
+        <w:t>Un buen resultado no exige que cada cuenta se vuelva cliente. El piloto aporta valor cuando mejora qué cuentas se evalúan, cómo se abordan, qué se aprende y qué oportunidades se descartan a tiempo.</w:t>
+      </w:r>
+    </w:p>
+    <w:p/>
+    <w:p>
+      <w:pPr>
+        <w:pStyle w:val="Heading3"/>
+      </w:pPr>
+      <w:r>
+        <w:t>Cómo usar la escala 1–5</w:t>
+      </w:r>
+    </w:p>
+    <w:p>
+      <w:r>
+        <w:rPr>
+          <w:b/>
+        </w:rPr>
+        <w:t xml:space="preserve">1 — </w:t>
+      </w:r>
+      <w:r>
+        <w:t>No fue útil o no representó la realidad de Amor de Gea.</w:t>
+      </w:r>
+    </w:p>
+    <w:p>
+      <w:r>
+        <w:rPr>
+          <w:b/>
+        </w:rPr>
+        <w:t xml:space="preserve">2 — </w:t>
+      </w:r>
+      <w:r>
+        <w:t>Fue poco útil o demasiado genérico.</w:t>
+      </w:r>
+    </w:p>
+    <w:p>
+      <w:r>
+        <w:rPr>
+          <w:b/>
+        </w:rPr>
+        <w:t xml:space="preserve">3 — </w:t>
+      </w:r>
+      <w:r>
+        <w:t>Fue aceptable, pero requiere mejoras importantes.</w:t>
+      </w:r>
+    </w:p>
+    <w:p>
+      <w:r>
+        <w:rPr>
+          <w:b/>
+        </w:rPr>
+        <w:t xml:space="preserve">4 — </w:t>
+      </w:r>
+      <w:r>
+        <w:t>Fue útil, específico y aplicable.</w:t>
+      </w:r>
+    </w:p>
+    <w:p>
+      <w:r>
+        <w:rPr>
+          <w:b/>
+        </w:rPr>
+        <w:t xml:space="preserve">5 — </w:t>
+      </w:r>
+      <w:r>
+        <w:t>Fue muy útil, reveló información nueva o cambió una decisión.</w:t>
+      </w:r>
+    </w:p>
+    <w:p>
+      <w:pPr>
+        <w:pStyle w:val="ListBullet"/>
+      </w:pPr>
+      <w:r>
+        <w:t>Use 4 o 5 solo cuando la sección produjo valor real para decidir.</w:t>
+      </w:r>
+    </w:p>
+    <w:p>
+      <w:pPr>
+        <w:pStyle w:val="ListBullet"/>
+      </w:pPr>
+      <w:r>
+        <w:t>Use 1 o 2 cuando la información fue genérica, inexacta o no aplicable.</w:t>
+      </w:r>
+    </w:p>
+    <w:p>
+      <w:pPr>
+        <w:pStyle w:val="ListBullet"/>
+      </w:pPr>
+      <w:r>
+        <w:t>Use los comentarios para explicar qué debería cambiar.</w:t>
       </w:r>
     </w:p>
     <w:p>
@@ -75,7 +248,6 @@
             <w:r>
               <w:t>Respuesta / nota:</w:t>
               <w:br/>
-              <w:br/>
             </w:r>
           </w:p>
         </w:tc>
@@ -109,7 +281,6 @@
           <w:p>
             <w:r>
               <w:t>Respuesta / nota:</w:t>
-              <w:br/>
               <w:br/>
             </w:r>
           </w:p>
@@ -145,7 +316,6 @@
             <w:r>
               <w:t>Respuesta / nota:</w:t>
               <w:br/>
-              <w:br/>
             </w:r>
           </w:p>
         </w:tc>
@@ -156,7 +326,7 @@
         <w:pStyle w:val="Heading1"/>
       </w:pPr>
       <w:r>
-        <w:t>B. Valor general del Piloto 1</w:t>
+        <w:t>B. Valoración general del piloto</w:t>
       </w:r>
     </w:p>
     <w:p>
@@ -172,33 +342,6 @@
         <w:t>Calificación 1–5:   ☐ 1    ☐ 2    ☐ 3    ☐ 4    ☐ 5</w:t>
       </w:r>
     </w:p>
-    <w:tbl>
-      <w:tblPr>
-        <w:tblW w:type="auto" w:w="0"/>
-        <w:jc w:val="left"/>
-        <w:tblLayout w:type="fixed"/>
-        <w:tblLook w:firstColumn="1" w:firstRow="1" w:lastColumn="0" w:lastRow="0" w:noHBand="0" w:noVBand="1" w:val="04A0"/>
-      </w:tblPr>
-      <w:tblGrid>
-        <w:gridCol w:w="9360"/>
-      </w:tblGrid>
-      <w:tr>
-        <w:tc>
-          <w:tcPr>
-            <w:tcW w:type="dxa" w:w="9360"/>
-            <w:vAlign w:val="top"/>
-            <w:shd w:fill="F8F5ED"/>
-          </w:tcPr>
-          <w:p>
-            <w:r>
-              <w:t>Respuesta / nota:</w:t>
-              <w:br/>
-              <w:br/>
-            </w:r>
-          </w:p>
-        </w:tc>
-      </w:tr>
-    </w:tbl>
     <w:p>
       <w:r>
         <w:rPr>
@@ -212,33 +355,6 @@
         <w:t>Calificación 1–5:   ☐ 1    ☐ 2    ☐ 3    ☐ 4    ☐ 5</w:t>
       </w:r>
     </w:p>
-    <w:tbl>
-      <w:tblPr>
-        <w:tblW w:type="auto" w:w="0"/>
-        <w:jc w:val="left"/>
-        <w:tblLayout w:type="fixed"/>
-        <w:tblLook w:firstColumn="1" w:firstRow="1" w:lastColumn="0" w:lastRow="0" w:noHBand="0" w:noVBand="1" w:val="04A0"/>
-      </w:tblPr>
-      <w:tblGrid>
-        <w:gridCol w:w="9360"/>
-      </w:tblGrid>
-      <w:tr>
-        <w:tc>
-          <w:tcPr>
-            <w:tcW w:type="dxa" w:w="9360"/>
-            <w:vAlign w:val="top"/>
-            <w:shd w:fill="F8F5ED"/>
-          </w:tcPr>
-          <w:p>
-            <w:r>
-              <w:t>Respuesta / nota:</w:t>
-              <w:br/>
-              <w:br/>
-            </w:r>
-          </w:p>
-        </w:tc>
-      </w:tr>
-    </w:tbl>
     <w:p>
       <w:r>
         <w:rPr>
@@ -252,33 +368,6 @@
         <w:t>Calificación 1–5:   ☐ 1    ☐ 2    ☐ 3    ☐ 4    ☐ 5</w:t>
       </w:r>
     </w:p>
-    <w:tbl>
-      <w:tblPr>
-        <w:tblW w:type="auto" w:w="0"/>
-        <w:jc w:val="left"/>
-        <w:tblLayout w:type="fixed"/>
-        <w:tblLook w:firstColumn="1" w:firstRow="1" w:lastColumn="0" w:lastRow="0" w:noHBand="0" w:noVBand="1" w:val="04A0"/>
-      </w:tblPr>
-      <w:tblGrid>
-        <w:gridCol w:w="9360"/>
-      </w:tblGrid>
-      <w:tr>
-        <w:tc>
-          <w:tcPr>
-            <w:tcW w:type="dxa" w:w="9360"/>
-            <w:vAlign w:val="top"/>
-            <w:shd w:fill="F8F5ED"/>
-          </w:tcPr>
-          <w:p>
-            <w:r>
-              <w:t>Respuesta / nota:</w:t>
-              <w:br/>
-              <w:br/>
-            </w:r>
-          </w:p>
-        </w:tc>
-      </w:tr>
-    </w:tbl>
     <w:p>
       <w:r>
         <w:rPr>
@@ -292,33 +381,6 @@
         <w:t>Calificación 1–5:   ☐ 1    ☐ 2    ☐ 3    ☐ 4    ☐ 5</w:t>
       </w:r>
     </w:p>
-    <w:tbl>
-      <w:tblPr>
-        <w:tblW w:type="auto" w:w="0"/>
-        <w:jc w:val="left"/>
-        <w:tblLayout w:type="fixed"/>
-        <w:tblLook w:firstColumn="1" w:firstRow="1" w:lastColumn="0" w:lastRow="0" w:noHBand="0" w:noVBand="1" w:val="04A0"/>
-      </w:tblPr>
-      <w:tblGrid>
-        <w:gridCol w:w="9360"/>
-      </w:tblGrid>
-      <w:tr>
-        <w:tc>
-          <w:tcPr>
-            <w:tcW w:type="dxa" w:w="9360"/>
-            <w:vAlign w:val="top"/>
-            <w:shd w:fill="F8F5ED"/>
-          </w:tcPr>
-          <w:p>
-            <w:r>
-              <w:t>Respuesta / nota:</w:t>
-              <w:br/>
-              <w:br/>
-            </w:r>
-          </w:p>
-        </w:tc>
-      </w:tr>
-    </w:tbl>
     <w:p>
       <w:r>
         <w:rPr>
@@ -332,33 +394,6 @@
         <w:t>Calificación 1–5:   ☐ 1    ☐ 2    ☐ 3    ☐ 4    ☐ 5</w:t>
       </w:r>
     </w:p>
-    <w:tbl>
-      <w:tblPr>
-        <w:tblW w:type="auto" w:w="0"/>
-        <w:jc w:val="left"/>
-        <w:tblLayout w:type="fixed"/>
-        <w:tblLook w:firstColumn="1" w:firstRow="1" w:lastColumn="0" w:lastRow="0" w:noHBand="0" w:noVBand="1" w:val="04A0"/>
-      </w:tblPr>
-      <w:tblGrid>
-        <w:gridCol w:w="9360"/>
-      </w:tblGrid>
-      <w:tr>
-        <w:tc>
-          <w:tcPr>
-            <w:tcW w:type="dxa" w:w="9360"/>
-            <w:vAlign w:val="top"/>
-            <w:shd w:fill="F8F5ED"/>
-          </w:tcPr>
-          <w:p>
-            <w:r>
-              <w:t>Respuesta / nota:</w:t>
-              <w:br/>
-              <w:br/>
-            </w:r>
-          </w:p>
-        </w:tc>
-      </w:tr>
-    </w:tbl>
     <w:p>
       <w:r>
         <w:rPr>
@@ -372,33 +407,6 @@
         <w:t>Calificación 1–5:   ☐ 1    ☐ 2    ☐ 3    ☐ 4    ☐ 5</w:t>
       </w:r>
     </w:p>
-    <w:tbl>
-      <w:tblPr>
-        <w:tblW w:type="auto" w:w="0"/>
-        <w:jc w:val="left"/>
-        <w:tblLayout w:type="fixed"/>
-        <w:tblLook w:firstColumn="1" w:firstRow="1" w:lastColumn="0" w:lastRow="0" w:noHBand="0" w:noVBand="1" w:val="04A0"/>
-      </w:tblPr>
-      <w:tblGrid>
-        <w:gridCol w:w="9360"/>
-      </w:tblGrid>
-      <w:tr>
-        <w:tc>
-          <w:tcPr>
-            <w:tcW w:type="dxa" w:w="9360"/>
-            <w:vAlign w:val="top"/>
-            <w:shd w:fill="F8F5ED"/>
-          </w:tcPr>
-          <w:p>
-            <w:r>
-              <w:t>Respuesta / nota:</w:t>
-              <w:br/>
-              <w:br/>
-            </w:r>
-          </w:p>
-        </w:tc>
-      </w:tr>
-    </w:tbl>
     <w:p>
       <w:r>
         <w:rPr>
@@ -412,33 +420,6 @@
         <w:t>Calificación 1–5:   ☐ 1    ☐ 2    ☐ 3    ☐ 4    ☐ 5</w:t>
       </w:r>
     </w:p>
-    <w:tbl>
-      <w:tblPr>
-        <w:tblW w:type="auto" w:w="0"/>
-        <w:jc w:val="left"/>
-        <w:tblLayout w:type="fixed"/>
-        <w:tblLook w:firstColumn="1" w:firstRow="1" w:lastColumn="0" w:lastRow="0" w:noHBand="0" w:noVBand="1" w:val="04A0"/>
-      </w:tblPr>
-      <w:tblGrid>
-        <w:gridCol w:w="9360"/>
-      </w:tblGrid>
-      <w:tr>
-        <w:tc>
-          <w:tcPr>
-            <w:tcW w:type="dxa" w:w="9360"/>
-            <w:vAlign w:val="top"/>
-            <w:shd w:fill="F8F5ED"/>
-          </w:tcPr>
-          <w:p>
-            <w:r>
-              <w:t>Respuesta / nota:</w:t>
-              <w:br/>
-              <w:br/>
-            </w:r>
-          </w:p>
-        </w:tc>
-      </w:tr>
-    </w:tbl>
     <w:p>
       <w:r>
         <w:rPr>
@@ -452,33 +433,6 @@
         <w:t>Calificación 1–5:   ☐ 1    ☐ 2    ☐ 3    ☐ 4    ☐ 5</w:t>
       </w:r>
     </w:p>
-    <w:tbl>
-      <w:tblPr>
-        <w:tblW w:type="auto" w:w="0"/>
-        <w:jc w:val="left"/>
-        <w:tblLayout w:type="fixed"/>
-        <w:tblLook w:firstColumn="1" w:firstRow="1" w:lastColumn="0" w:lastRow="0" w:noHBand="0" w:noVBand="1" w:val="04A0"/>
-      </w:tblPr>
-      <w:tblGrid>
-        <w:gridCol w:w="9360"/>
-      </w:tblGrid>
-      <w:tr>
-        <w:tc>
-          <w:tcPr>
-            <w:tcW w:type="dxa" w:w="9360"/>
-            <w:vAlign w:val="top"/>
-            <w:shd w:fill="F8F5ED"/>
-          </w:tcPr>
-          <w:p>
-            <w:r>
-              <w:t>Respuesta / nota:</w:t>
-              <w:br/>
-              <w:br/>
-            </w:r>
-          </w:p>
-        </w:tc>
-      </w:tr>
-    </w:tbl>
     <w:p>
       <w:r>
         <w:rPr>
@@ -492,33 +446,6 @@
         <w:t>Calificación 1–5:   ☐ 1    ☐ 2    ☐ 3    ☐ 4    ☐ 5</w:t>
       </w:r>
     </w:p>
-    <w:tbl>
-      <w:tblPr>
-        <w:tblW w:type="auto" w:w="0"/>
-        <w:jc w:val="left"/>
-        <w:tblLayout w:type="fixed"/>
-        <w:tblLook w:firstColumn="1" w:firstRow="1" w:lastColumn="0" w:lastRow="0" w:noHBand="0" w:noVBand="1" w:val="04A0"/>
-      </w:tblPr>
-      <w:tblGrid>
-        <w:gridCol w:w="9360"/>
-      </w:tblGrid>
-      <w:tr>
-        <w:tc>
-          <w:tcPr>
-            <w:tcW w:type="dxa" w:w="9360"/>
-            <w:vAlign w:val="top"/>
-            <w:shd w:fill="F8F5ED"/>
-          </w:tcPr>
-          <w:p>
-            <w:r>
-              <w:t>Respuesta / nota:</w:t>
-              <w:br/>
-              <w:br/>
-            </w:r>
-          </w:p>
-        </w:tc>
-      </w:tr>
-    </w:tbl>
     <w:p>
       <w:r>
         <w:rPr>
@@ -532,33 +459,6 @@
         <w:t>Calificación 1–5:   ☐ 1    ☐ 2    ☐ 3    ☐ 4    ☐ 5</w:t>
       </w:r>
     </w:p>
-    <w:tbl>
-      <w:tblPr>
-        <w:tblW w:type="auto" w:w="0"/>
-        <w:jc w:val="left"/>
-        <w:tblLayout w:type="fixed"/>
-        <w:tblLook w:firstColumn="1" w:firstRow="1" w:lastColumn="0" w:lastRow="0" w:noHBand="0" w:noVBand="1" w:val="04A0"/>
-      </w:tblPr>
-      <w:tblGrid>
-        <w:gridCol w:w="9360"/>
-      </w:tblGrid>
-      <w:tr>
-        <w:tc>
-          <w:tcPr>
-            <w:tcW w:type="dxa" w:w="9360"/>
-            <w:vAlign w:val="top"/>
-            <w:shd w:fill="F8F5ED"/>
-          </w:tcPr>
-          <w:p>
-            <w:r>
-              <w:t>Respuesta / nota:</w:t>
-              <w:br/>
-              <w:br/>
-            </w:r>
-          </w:p>
-        </w:tc>
-      </w:tr>
-    </w:tbl>
     <w:p>
       <w:r>
         <w:br w:type="page"/>
@@ -574,6 +474,72 @@
     </w:p>
     <w:p>
       <w:r>
+        <w:t>Para cada cuenta, considere:</w:t>
+      </w:r>
+    </w:p>
+    <w:p>
+      <w:pPr>
+        <w:pStyle w:val="ListBullet"/>
+      </w:pPr>
+      <w:r>
+        <w:t>¿Ya conocíamos o trabajamos esta cuenta?</w:t>
+      </w:r>
+    </w:p>
+    <w:p>
+      <w:pPr>
+        <w:pStyle w:val="ListBullet"/>
+      </w:pPr>
+      <w:r>
+        <w:t>¿El caso de uso propuesto es realista?</w:t>
+      </w:r>
+    </w:p>
+    <w:p>
+      <w:pPr>
+        <w:pStyle w:val="ListBullet"/>
+      </w:pPr>
+      <w:r>
+        <w:t>¿Es compatible con nuestra capacidad actual?</w:t>
+      </w:r>
+    </w:p>
+    <w:p>
+      <w:pPr>
+        <w:pStyle w:val="ListBullet"/>
+      </w:pPr>
+      <w:r>
+        <w:t>¿La ruta coincide con nuestras prioridades comerciales?</w:t>
+      </w:r>
+    </w:p>
+    <w:p>
+      <w:pPr>
+        <w:pStyle w:val="ListBullet"/>
+      </w:pPr>
+      <w:r>
+        <w:t>¿Dedicaríamos tiempo a validarla?</w:t>
+      </w:r>
+    </w:p>
+    <w:p>
+      <w:pPr>
+        <w:pStyle w:val="ListBullet"/>
+      </w:pPr>
+      <w:r>
+        <w:t>¿Qué evidencia o información falta?</w:t>
+      </w:r>
+    </w:p>
+    <w:p>
+      <w:pPr>
+        <w:pStyle w:val="ListBullet"/>
+      </w:pPr>
+      <w:r>
+        <w:t>¿Debe mantenerse, subir, bajar o excluirse?</w:t>
+      </w:r>
+    </w:p>
+    <w:p>
+      <w:r>
+        <w:t>Estado de la relación: Nueva (no la conocíamos antes.); Conocida (conocida pero nunca trabajada activamente.); Contactada (existe contacto previo.); Conversación activa (proceso comercial en curso.); Cliente/socio (relación comercial actual o previa.); Excluir (conflicto, mal encaje o sin interés.)</w:t>
+      </w:r>
+    </w:p>
+    <w:p>
+      <w:r>
         <w:rPr>
           <w:b/>
         </w:rPr>
@@ -582,7 +548,7 @@
     </w:p>
     <w:p>
       <w:r>
-        <w:t>Relación:  ☐ nueva  ☐ conocida  ☐ contactada  ☐ conversación activa  ☐ cliente/socio  ☐ excluir</w:t>
+        <w:t>Relación:  ☐ Nueva  ☐ Conocida  ☐ Contactada  ☐ Conversación activa  ☐ Cliente/socio  ☐ Excluir</w:t>
       </w:r>
     </w:p>
     <w:p>
@@ -611,7 +577,6 @@
             <w:r>
               <w:t>Respuesta / nota:</w:t>
               <w:br/>
-              <w:br/>
             </w:r>
           </w:p>
         </w:tc>
@@ -627,7 +592,7 @@
     </w:p>
     <w:p>
       <w:r>
-        <w:t>Relación:  ☐ nueva  ☐ conocida  ☐ contactada  ☐ conversación activa  ☐ cliente/socio  ☐ excluir</w:t>
+        <w:t>Relación:  ☐ Nueva  ☐ Conocida  ☐ Contactada  ☐ Conversación activa  ☐ Cliente/socio  ☐ Excluir</w:t>
       </w:r>
     </w:p>
     <w:p>
@@ -656,7 +621,6 @@
             <w:r>
               <w:t>Respuesta / nota:</w:t>
               <w:br/>
-              <w:br/>
             </w:r>
           </w:p>
         </w:tc>
@@ -672,7 +636,7 @@
     </w:p>
     <w:p>
       <w:r>
-        <w:t>Relación:  ☐ nueva  ☐ conocida  ☐ contactada  ☐ conversación activa  ☐ cliente/socio  ☐ excluir</w:t>
+        <w:t>Relación:  ☐ Nueva  ☐ Conocida  ☐ Contactada  ☐ Conversación activa  ☐ Cliente/socio  ☐ Excluir</w:t>
       </w:r>
     </w:p>
     <w:p>
@@ -701,7 +665,6 @@
             <w:r>
               <w:t>Respuesta / nota:</w:t>
               <w:br/>
-              <w:br/>
             </w:r>
           </w:p>
         </w:tc>
@@ -717,7 +680,7 @@
     </w:p>
     <w:p>
       <w:r>
-        <w:t>Relación:  ☐ nueva  ☐ conocida  ☐ contactada  ☐ conversación activa  ☐ cliente/socio  ☐ excluir</w:t>
+        <w:t>Relación:  ☐ Nueva  ☐ Conocida  ☐ Contactada  ☐ Conversación activa  ☐ Cliente/socio  ☐ Excluir</w:t>
       </w:r>
     </w:p>
     <w:p>
@@ -746,7 +709,6 @@
             <w:r>
               <w:t>Respuesta / nota:</w:t>
               <w:br/>
-              <w:br/>
             </w:r>
           </w:p>
         </w:tc>
@@ -762,7 +724,7 @@
     </w:p>
     <w:p>
       <w:r>
-        <w:t>Relación:  ☐ nueva  ☐ conocida  ☐ contactada  ☐ conversación activa  ☐ cliente/socio  ☐ excluir</w:t>
+        <w:t>Relación:  ☐ Nueva  ☐ Conocida  ☐ Contactada  ☐ Conversación activa  ☐ Cliente/socio  ☐ Excluir</w:t>
       </w:r>
     </w:p>
     <w:p>
@@ -791,7 +753,6 @@
             <w:r>
               <w:t>Respuesta / nota:</w:t>
               <w:br/>
-              <w:br/>
             </w:r>
           </w:p>
         </w:tc>
@@ -807,7 +768,7 @@
     </w:p>
     <w:p>
       <w:r>
-        <w:t>Relación:  ☐ nueva  ☐ conocida  ☐ contactada  ☐ conversación activa  ☐ cliente/socio  ☐ excluir</w:t>
+        <w:t>Relación:  ☐ Nueva  ☐ Conocida  ☐ Contactada  ☐ Conversación activa  ☐ Cliente/socio  ☐ Excluir</w:t>
       </w:r>
     </w:p>
     <w:p>
@@ -836,7 +797,6 @@
             <w:r>
               <w:t>Respuesta / nota:</w:t>
               <w:br/>
-              <w:br/>
             </w:r>
           </w:p>
         </w:tc>
@@ -852,7 +812,7 @@
     </w:p>
     <w:p>
       <w:r>
-        <w:t>Relación:  ☐ nueva  ☐ conocida  ☐ contactada  ☐ conversación activa  ☐ cliente/socio  ☐ excluir</w:t>
+        <w:t>Relación:  ☐ Nueva  ☐ Conocida  ☐ Contactada  ☐ Conversación activa  ☐ Cliente/socio  ☐ Excluir</w:t>
       </w:r>
     </w:p>
     <w:p>
@@ -881,7 +841,6 @@
             <w:r>
               <w:t>Respuesta / nota:</w:t>
               <w:br/>
-              <w:br/>
             </w:r>
           </w:p>
         </w:tc>
@@ -897,7 +856,7 @@
     </w:p>
     <w:p>
       <w:r>
-        <w:t>Relación:  ☐ nueva  ☐ conocida  ☐ contactada  ☐ conversación activa  ☐ cliente/socio  ☐ excluir</w:t>
+        <w:t>Relación:  ☐ Nueva  ☐ Conocida  ☐ Contactada  ☐ Conversación activa  ☐ Cliente/socio  ☐ Excluir</w:t>
       </w:r>
     </w:p>
     <w:p>
@@ -926,7 +885,6 @@
             <w:r>
               <w:t>Respuesta / nota:</w:t>
               <w:br/>
-              <w:br/>
             </w:r>
           </w:p>
         </w:tc>
@@ -942,7 +900,7 @@
     </w:p>
     <w:p>
       <w:r>
-        <w:t>Relación:  ☐ nueva  ☐ conocida  ☐ contactada  ☐ conversación activa  ☐ cliente/socio  ☐ excluir</w:t>
+        <w:t>Relación:  ☐ Nueva  ☐ Conocida  ☐ Contactada  ☐ Conversación activa  ☐ Cliente/socio  ☐ Excluir</w:t>
       </w:r>
     </w:p>
     <w:p>
@@ -971,7 +929,6 @@
             <w:r>
               <w:t>Respuesta / nota:</w:t>
               <w:br/>
-              <w:br/>
             </w:r>
           </w:p>
         </w:tc>
@@ -987,7 +944,7 @@
     </w:p>
     <w:p>
       <w:r>
-        <w:t>Relación:  ☐ nueva  ☐ conocida  ☐ contactada  ☐ conversación activa  ☐ cliente/socio  ☐ excluir</w:t>
+        <w:t>Relación:  ☐ Nueva  ☐ Conocida  ☐ Contactada  ☐ Conversación activa  ☐ Cliente/socio  ☐ Excluir</w:t>
       </w:r>
     </w:p>
     <w:p>
@@ -1016,7 +973,6 @@
             <w:r>
               <w:t>Respuesta / nota:</w:t>
               <w:br/>
-              <w:br/>
             </w:r>
           </w:p>
         </w:tc>
@@ -1037,10 +993,15 @@
     </w:p>
     <w:p>
       <w:r>
+        <w:t>¿Qué cuentas validaría primero? ☐ Éteka   ☐ Celestino Hotel Boutique &amp; Spa   ☐ Sinergy On   ☐ Vitálica</w:t>
+      </w:r>
+    </w:p>
+    <w:p>
+      <w:r>
         <w:rPr>
           <w:b/>
         </w:rPr>
-        <w:t>Seleccione las cuentas que validaría primero</w:t>
+        <w:t>Cuentas conocidas, contactadas, activas o a excluir:</w:t>
       </w:r>
     </w:p>
     <w:tbl>
@@ -1064,58 +1025,70 @@
             <w:r>
               <w:t>Respuesta / nota:</w:t>
               <w:br/>
-              <w:br/>
             </w:r>
           </w:p>
         </w:tc>
       </w:tr>
     </w:tbl>
     <w:p>
-      <w:r>
-        <w:rPr>
-          <w:b/>
-        </w:rPr>
-        <w:t>Indique cuentas conocidas, contactadas, activas o que deban excluirse</w:t>
-      </w:r>
-    </w:p>
-    <w:tbl>
-      <w:tblPr>
-        <w:tblW w:type="auto" w:w="0"/>
-        <w:jc w:val="left"/>
-        <w:tblLayout w:type="fixed"/>
-        <w:tblLook w:firstColumn="1" w:firstRow="1" w:lastColumn="0" w:lastRow="0" w:noHBand="0" w:noVBand="1" w:val="04A0"/>
-      </w:tblPr>
-      <w:tblGrid>
-        <w:gridCol w:w="9360"/>
-      </w:tblGrid>
-      <w:tr>
-        <w:tc>
-          <w:tcPr>
-            <w:tcW w:type="dxa" w:w="9360"/>
-            <w:vAlign w:val="top"/>
-            <w:shd w:fill="F8F5ED"/>
-          </w:tcPr>
-          <w:p>
-            <w:r>
-              <w:t>Respuesta / nota:</w:t>
-              <w:br/>
-              <w:br/>
-            </w:r>
-          </w:p>
-        </w:tc>
-      </w:tr>
-    </w:tbl>
-    <w:p>
-      <w:r>
-        <w:br w:type="page"/>
-      </w:r>
-    </w:p>
-    <w:p>
       <w:pPr>
         <w:pStyle w:val="Heading1"/>
       </w:pPr>
       <w:r>
         <w:t>E. Evaluación de los cuatro briefs de acción</w:t>
+      </w:r>
+    </w:p>
+    <w:p>
+      <w:r>
+        <w:t>Para cada brief, considere:</w:t>
+      </w:r>
+    </w:p>
+    <w:p>
+      <w:pPr>
+        <w:pStyle w:val="ListBullet"/>
+      </w:pPr>
+      <w:r>
+        <w:t>¿La hipótesis comercial fue clara?</w:t>
+      </w:r>
+    </w:p>
+    <w:p>
+      <w:pPr>
+        <w:pStyle w:val="ListBullet"/>
+      </w:pPr>
+      <w:r>
+        <w:t>¿El contexto de la cuenta fue realmente útil?</w:t>
+      </w:r>
+    </w:p>
+    <w:p>
+      <w:pPr>
+        <w:pStyle w:val="ListBullet"/>
+      </w:pPr>
+      <w:r>
+        <w:t>¿La función compradora y la ruta de entrada fueron razonables?</w:t>
+      </w:r>
+    </w:p>
+    <w:p>
+      <w:pPr>
+        <w:pStyle w:val="ListBullet"/>
+      </w:pPr>
+      <w:r>
+        <w:t>¿Las preguntas propuestas fueron específicas?</w:t>
+      </w:r>
+    </w:p>
+    <w:p>
+      <w:pPr>
+        <w:pStyle w:val="ListBullet"/>
+      </w:pPr>
+      <w:r>
+        <w:t>¿El brief mejoró la preparación de la reunión?</w:t>
+      </w:r>
+    </w:p>
+    <w:p>
+      <w:pPr>
+        <w:pStyle w:val="ListBullet"/>
+      </w:pPr>
+      <w:r>
+        <w:t>¿Faltó algo importante o hubo contenido demasiado genérico?</w:t>
       </w:r>
     </w:p>
     <w:p>
@@ -1151,7 +1124,6 @@
           <w:p>
             <w:r>
               <w:t>Respuesta / nota:</w:t>
-              <w:br/>
               <w:br/>
             </w:r>
           </w:p>
@@ -1192,7 +1164,6 @@
             <w:r>
               <w:t>Respuesta / nota:</w:t>
               <w:br/>
-              <w:br/>
             </w:r>
           </w:p>
         </w:tc>
@@ -1231,7 +1202,6 @@
           <w:p>
             <w:r>
               <w:t>Respuesta / nota:</w:t>
-              <w:br/>
               <w:br/>
             </w:r>
           </w:p>
@@ -1272,7 +1242,6 @@
             <w:r>
               <w:t>Respuesta / nota:</w:t>
               <w:br/>
-              <w:br/>
             </w:r>
           </w:p>
         </w:tc>
@@ -1299,33 +1268,11 @@
         <w:t>Hotelería / spa</w:t>
       </w:r>
     </w:p>
-    <w:tbl>
-      <w:tblPr>
-        <w:tblW w:type="auto" w:w="0"/>
-        <w:jc w:val="left"/>
-        <w:tblLayout w:type="fixed"/>
-        <w:tblLook w:firstColumn="1" w:firstRow="1" w:lastColumn="0" w:lastRow="0" w:noHBand="0" w:noVBand="1" w:val="04A0"/>
-      </w:tblPr>
-      <w:tblGrid>
-        <w:gridCol w:w="9360"/>
-      </w:tblGrid>
-      <w:tr>
-        <w:tc>
-          <w:tcPr>
-            <w:tcW w:type="dxa" w:w="9360"/>
-            <w:vAlign w:val="top"/>
-            <w:shd w:fill="F8F5ED"/>
-          </w:tcPr>
-          <w:p>
-            <w:r>
-              <w:t>Respuesta / nota:</w:t>
-              <w:br/>
-              <w:br/>
-            </w:r>
-          </w:p>
-        </w:tc>
-      </w:tr>
-    </w:tbl>
+    <w:p>
+      <w:r>
+        <w:t>Calificación 1–5:   ☐ 1    ☐ 2    ☐ 3    ☐ 4    ☐ 5</w:t>
+      </w:r>
+    </w:p>
     <w:p>
       <w:r>
         <w:rPr>
@@ -1334,33 +1281,11 @@
         <w:t>Retail natural</w:t>
       </w:r>
     </w:p>
-    <w:tbl>
-      <w:tblPr>
-        <w:tblW w:type="auto" w:w="0"/>
-        <w:jc w:val="left"/>
-        <w:tblLayout w:type="fixed"/>
-        <w:tblLook w:firstColumn="1" w:firstRow="1" w:lastColumn="0" w:lastRow="0" w:noHBand="0" w:noVBand="1" w:val="04A0"/>
-      </w:tblPr>
-      <w:tblGrid>
-        <w:gridCol w:w="9360"/>
-      </w:tblGrid>
-      <w:tr>
-        <w:tc>
-          <w:tcPr>
-            <w:tcW w:type="dxa" w:w="9360"/>
-            <w:vAlign w:val="top"/>
-            <w:shd w:fill="F8F5ED"/>
-          </w:tcPr>
-          <w:p>
-            <w:r>
-              <w:t>Respuesta / nota:</w:t>
-              <w:br/>
-              <w:br/>
-            </w:r>
-          </w:p>
-        </w:tc>
-      </w:tr>
-    </w:tbl>
+    <w:p>
+      <w:r>
+        <w:t>Calificación 1–5:   ☐ 1    ☐ 2    ☐ 3    ☐ 4    ☐ 5</w:t>
+      </w:r>
+    </w:p>
     <w:p>
       <w:r>
         <w:rPr>
@@ -1369,33 +1294,11 @@
         <w:t>Regalos corporativos</w:t>
       </w:r>
     </w:p>
-    <w:tbl>
-      <w:tblPr>
-        <w:tblW w:type="auto" w:w="0"/>
-        <w:jc w:val="left"/>
-        <w:tblLayout w:type="fixed"/>
-        <w:tblLook w:firstColumn="1" w:firstRow="1" w:lastColumn="0" w:lastRow="0" w:noHBand="0" w:noVBand="1" w:val="04A0"/>
-      </w:tblPr>
-      <w:tblGrid>
-        <w:gridCol w:w="9360"/>
-      </w:tblGrid>
-      <w:tr>
-        <w:tc>
-          <w:tcPr>
-            <w:tcW w:type="dxa" w:w="9360"/>
-            <w:vAlign w:val="top"/>
-            <w:shd w:fill="F8F5ED"/>
-          </w:tcPr>
-          <w:p>
-            <w:r>
-              <w:t>Respuesta / nota:</w:t>
-              <w:br/>
-              <w:br/>
-            </w:r>
-          </w:p>
-        </w:tc>
-      </w:tr>
-    </w:tbl>
+    <w:p>
+      <w:r>
+        <w:t>Calificación 1–5:   ☐ 1    ☐ 2    ☐ 3    ☐ 4    ☐ 5</w:t>
+      </w:r>
+    </w:p>
     <w:p>
       <w:r>
         <w:rPr>
@@ -1404,36 +1307,9 @@
         <w:t>Distribución u otra</w:t>
       </w:r>
     </w:p>
-    <w:tbl>
-      <w:tblPr>
-        <w:tblW w:type="auto" w:w="0"/>
-        <w:jc w:val="left"/>
-        <w:tblLayout w:type="fixed"/>
-        <w:tblLook w:firstColumn="1" w:firstRow="1" w:lastColumn="0" w:lastRow="0" w:noHBand="0" w:noVBand="1" w:val="04A0"/>
-      </w:tblPr>
-      <w:tblGrid>
-        <w:gridCol w:w="9360"/>
-      </w:tblGrid>
-      <w:tr>
-        <w:tc>
-          <w:tcPr>
-            <w:tcW w:type="dxa" w:w="9360"/>
-            <w:vAlign w:val="top"/>
-            <w:shd w:fill="F8F5ED"/>
-          </w:tcPr>
-          <w:p>
-            <w:r>
-              <w:t>Respuesta / nota:</w:t>
-              <w:br/>
-              <w:br/>
-            </w:r>
-          </w:p>
-        </w:tc>
-      </w:tr>
-    </w:tbl>
     <w:p>
       <w:r>
-        <w:br w:type="page"/>
+        <w:t>Calificación 1–5:   ☐ 1    ☐ 2    ☐ 3    ☐ 4    ☐ 5</w:t>
       </w:r>
     </w:p>
     <w:p>
@@ -1473,7 +1349,6 @@
             <w:r>
               <w:t>Respuesta / nota:</w:t>
               <w:br/>
-              <w:br/>
             </w:r>
           </w:p>
         </w:tc>
@@ -1484,7 +1359,7 @@
         <w:rPr>
           <w:b/>
         </w:rPr>
-        <w:t>Capacidad y MOQ</w:t>
+        <w:t>Capacidad y pedido mínimo</w:t>
       </w:r>
     </w:p>
     <w:tbl>
@@ -1507,7 +1382,6 @@
           <w:p>
             <w:r>
               <w:t>Respuesta / nota:</w:t>
-              <w:br/>
               <w:br/>
             </w:r>
           </w:p>
@@ -1543,7 +1417,6 @@
             <w:r>
               <w:t>Respuesta / nota:</w:t>
               <w:br/>
-              <w:br/>
             </w:r>
           </w:p>
         </w:tc>
@@ -1577,7 +1450,6 @@
           <w:p>
             <w:r>
               <w:t>Respuesta / nota:</w:t>
-              <w:br/>
               <w:br/>
             </w:r>
           </w:p>
@@ -1613,7 +1485,6 @@
             <w:r>
               <w:t>Respuesta / nota:</w:t>
               <w:br/>
-              <w:br/>
             </w:r>
           </w:p>
         </w:tc>
@@ -1637,7 +1508,77 @@
         <w:rPr>
           <w:b/>
         </w:rPr>
-        <w:t>¿Qué decisión permitió tomar?</w:t>
+        <w:t>¿Qué información o recomendación de cuenta fue genuinamente nueva para Amor de Gea?</w:t>
+      </w:r>
+    </w:p>
+    <w:tbl>
+      <w:tblPr>
+        <w:tblW w:type="auto" w:w="0"/>
+        <w:jc w:val="left"/>
+        <w:tblLayout w:type="fixed"/>
+        <w:tblLook w:firstColumn="1" w:firstRow="1" w:lastColumn="0" w:lastRow="0" w:noHBand="0" w:noVBand="1" w:val="04A0"/>
+      </w:tblPr>
+      <w:tblGrid>
+        <w:gridCol w:w="9360"/>
+      </w:tblGrid>
+      <w:tr>
+        <w:tc>
+          <w:tcPr>
+            <w:tcW w:type="dxa" w:w="9360"/>
+            <w:vAlign w:val="top"/>
+            <w:shd w:fill="F8F5ED"/>
+          </w:tcPr>
+          <w:p>
+            <w:r>
+              <w:t>Respuesta / nota:</w:t>
+              <w:br/>
+              <w:br/>
+            </w:r>
+          </w:p>
+        </w:tc>
+      </w:tr>
+    </w:tbl>
+    <w:p>
+      <w:r>
+        <w:rPr>
+          <w:b/>
+        </w:rPr>
+        <w:t>¿Este piloto cambió qué cuentas o rutas priorizaría Amor de Gea? Explique.</w:t>
+      </w:r>
+    </w:p>
+    <w:tbl>
+      <w:tblPr>
+        <w:tblW w:type="auto" w:w="0"/>
+        <w:jc w:val="left"/>
+        <w:tblLayout w:type="fixed"/>
+        <w:tblLook w:firstColumn="1" w:firstRow="1" w:lastColumn="0" w:lastRow="0" w:noHBand="0" w:noVBand="1" w:val="04A0"/>
+      </w:tblPr>
+      <w:tblGrid>
+        <w:gridCol w:w="9360"/>
+      </w:tblGrid>
+      <w:tr>
+        <w:tc>
+          <w:tcPr>
+            <w:tcW w:type="dxa" w:w="9360"/>
+            <w:vAlign w:val="top"/>
+            <w:shd w:fill="F8F5ED"/>
+          </w:tcPr>
+          <w:p>
+            <w:r>
+              <w:t>Respuesta / nota:</w:t>
+              <w:br/>
+              <w:br/>
+            </w:r>
+          </w:p>
+        </w:tc>
+      </w:tr>
+    </w:tbl>
+    <w:p>
+      <w:r>
+        <w:rPr>
+          <w:b/>
+        </w:rPr>
+        <w:t>¿Qué decisión permitió tomar el piloto?</w:t>
       </w:r>
     </w:p>
     <w:tbl>
@@ -1703,11 +1644,6 @@
       </w:tr>
     </w:tbl>
     <w:p>
-      <w:r>
-        <w:br w:type="page"/>
-      </w:r>
-    </w:p>
-    <w:p>
       <w:pPr>
         <w:pStyle w:val="Heading1"/>
       </w:pPr>
@@ -1717,80 +1653,71 @@
     </w:p>
     <w:p>
       <w:r>
-        <w:rPr>
-          <w:b/>
-        </w:rPr>
-        <w:t>Nuevas categorías o regiones</w:t>
+        <w:t>Un segundo ciclo no debería repetir las mismas cuentas. Indique:</w:t>
       </w:r>
     </w:p>
-    <w:tbl>
-      <w:tblPr>
-        <w:tblW w:type="auto" w:w="0"/>
-        <w:jc w:val="left"/>
-        <w:tblLayout w:type="fixed"/>
-        <w:tblLook w:firstColumn="1" w:firstRow="1" w:lastColumn="0" w:lastRow="0" w:noHBand="0" w:noVBand="1" w:val="04A0"/>
-      </w:tblPr>
-      <w:tblGrid>
-        <w:gridCol w:w="9360"/>
-      </w:tblGrid>
-      <w:tr>
-        <w:tc>
-          <w:tcPr>
-            <w:tcW w:type="dxa" w:w="9360"/>
-            <w:vAlign w:val="top"/>
-            <w:shd w:fill="F8F5ED"/>
-          </w:tcPr>
-          <w:p>
-            <w:r>
-              <w:t>Respuesta / nota:</w:t>
-              <w:br/>
-              <w:br/>
-            </w:r>
-          </w:p>
-        </w:tc>
-      </w:tr>
-    </w:tbl>
     <w:p>
+      <w:pPr>
+        <w:pStyle w:val="ListBullet"/>
+      </w:pPr>
       <w:r>
-        <w:rPr>
-          <w:b/>
-        </w:rPr>
-        <w:t>Cuentas que no deben repetirse</w:t>
+        <w:t>Rutas que deberían recibir más atención.</w:t>
       </w:r>
     </w:p>
-    <w:tbl>
-      <w:tblPr>
-        <w:tblW w:type="auto" w:w="0"/>
-        <w:jc w:val="left"/>
-        <w:tblLayout w:type="fixed"/>
-        <w:tblLook w:firstColumn="1" w:firstRow="1" w:lastColumn="0" w:lastRow="0" w:noHBand="0" w:noVBand="1" w:val="04A0"/>
-      </w:tblPr>
-      <w:tblGrid>
-        <w:gridCol w:w="9360"/>
-      </w:tblGrid>
-      <w:tr>
-        <w:tc>
-          <w:tcPr>
-            <w:tcW w:type="dxa" w:w="9360"/>
-            <w:vAlign w:val="top"/>
-            <w:shd w:fill="F8F5ED"/>
-          </w:tcPr>
-          <w:p>
-            <w:r>
-              <w:t>Respuesta / nota:</w:t>
-              <w:br/>
-              <w:br/>
-            </w:r>
-          </w:p>
-        </w:tc>
-      </w:tr>
-    </w:tbl>
     <w:p>
+      <w:pPr>
+        <w:pStyle w:val="ListBullet"/>
+      </w:pPr>
       <w:r>
-        <w:rPr>
-          <w:b/>
-        </w:rPr>
-        <w:t>Tipo de evidencia requerida</w:t>
+        <w:t>Rutas que deberían recibir menos atención.</w:t>
+      </w:r>
+    </w:p>
+    <w:p>
+      <w:pPr>
+        <w:pStyle w:val="ListBullet"/>
+      </w:pPr>
+      <w:r>
+        <w:t>Cuentas que no deberían repetirse.</w:t>
+      </w:r>
+    </w:p>
+    <w:p>
+      <w:pPr>
+        <w:pStyle w:val="ListBullet"/>
+      </w:pPr>
+      <w:r>
+        <w:t>Cuentas conocidas que LeadLens debería suprimir.</w:t>
+      </w:r>
+    </w:p>
+    <w:p>
+      <w:pPr>
+        <w:pStyle w:val="ListBullet"/>
+      </w:pPr>
+      <w:r>
+        <w:t>Regiones de interés.</w:t>
+      </w:r>
+    </w:p>
+    <w:p>
+      <w:pPr>
+        <w:pStyle w:val="ListBullet"/>
+      </w:pPr>
+      <w:r>
+        <w:t>Nivel mínimo de evidencia esperado.</w:t>
+      </w:r>
+    </w:p>
+    <w:p>
+      <w:pPr>
+        <w:pStyle w:val="ListBullet"/>
+      </w:pPr>
+      <w:r>
+        <w:t>Si es más valioso buscar cuentas nuevas o monitorear las actuales.</w:t>
+      </w:r>
+    </w:p>
+    <w:p>
+      <w:pPr>
+        <w:pStyle w:val="ListBullet"/>
+      </w:pPr>
+      <w:r>
+        <w:t>Qué justificaría continuar de forma mensual.</w:t>
       </w:r>
     </w:p>
     <w:tbl>
@@ -1838,7 +1765,7 @@
         <w:rPr>
           <w:b/>
         </w:rPr>
-        <w:t>¿Consideraría pagar por un siguiente ciclo?</w:t>
+        <w:t>¿Consideraría Amor de Gea un segundo ciclo de oportunidades?</w:t>
       </w:r>
     </w:p>
     <w:tbl>
@@ -1862,7 +1789,6 @@
             <w:r>
               <w:t>Respuesta / nota:</w:t>
               <w:br/>
-              <w:br/>
             </w:r>
           </w:p>
         </w:tc>
@@ -1873,7 +1799,7 @@
         <w:rPr>
           <w:b/>
         </w:rPr>
-        <w:t>¿Qué resultado justificaría la inversión?</w:t>
+        <w:t>¿Qué tendría que mejorar?</w:t>
       </w:r>
     </w:p>
     <w:tbl>
@@ -1897,6 +1823,39 @@
             <w:r>
               <w:t>Respuesta / nota:</w:t>
               <w:br/>
+            </w:r>
+          </w:p>
+        </w:tc>
+      </w:tr>
+    </w:tbl>
+    <w:p>
+      <w:r>
+        <w:rPr>
+          <w:b/>
+        </w:rPr>
+        <w:t>¿Qué resultado haría que el servicio valiera la inversión?</w:t>
+      </w:r>
+    </w:p>
+    <w:tbl>
+      <w:tblPr>
+        <w:tblW w:type="auto" w:w="0"/>
+        <w:jc w:val="left"/>
+        <w:tblLayout w:type="fixed"/>
+        <w:tblLook w:firstColumn="1" w:firstRow="1" w:lastColumn="0" w:lastRow="0" w:noHBand="0" w:noVBand="1" w:val="04A0"/>
+      </w:tblPr>
+      <w:tblGrid>
+        <w:gridCol w:w="9360"/>
+      </w:tblGrid>
+      <w:tr>
+        <w:tc>
+          <w:tcPr>
+            <w:tcW w:type="dxa" w:w="9360"/>
+            <w:vAlign w:val="top"/>
+            <w:shd w:fill="F8F5ED"/>
+          </w:tcPr>
+          <w:p>
+            <w:r>
+              <w:t>Respuesta / nota:</w:t>
               <w:br/>
             </w:r>
           </w:p>
@@ -1905,7 +1864,7 @@
     </w:tbl>
     <w:p>
       <w:r>
-        <w:br w:type="page"/>
+        <w:t>Formato más valioso: ☐ Cuentas nuevas   ☐ Monitoreo de cuentas   ☐ Cuentas nuevas + monitoreo   ☐ Briefs de acción   ☐ Inteligencia de rutas   ☐ Otro</w:t>
       </w:r>
     </w:p>
     <w:p>
@@ -1946,6 +1905,7 @@
               <w:t>Respuesta / nota:</w:t>
               <w:br/>
               <w:br/>
+              <w:br/>
             </w:r>
           </w:p>
         </w:tc>
@@ -1953,39 +1913,9 @@
     </w:tbl>
     <w:p>
       <w:r>
-        <w:rPr>
-          <w:b/>
-        </w:rPr>
-        <w:t>¿Autoriza usar esta respuesta para mejorar LeadLens?</w:t>
+        <w:t>¿Autoriza usar esta respuesta para mejorar LeadLens?   ☐ Sí    ☐ No</w:t>
       </w:r>
     </w:p>
-    <w:tbl>
-      <w:tblPr>
-        <w:tblW w:type="auto" w:w="0"/>
-        <w:jc w:val="left"/>
-        <w:tblLayout w:type="fixed"/>
-        <w:tblLook w:firstColumn="1" w:firstRow="1" w:lastColumn="0" w:lastRow="0" w:noHBand="0" w:noVBand="1" w:val="04A0"/>
-      </w:tblPr>
-      <w:tblGrid>
-        <w:gridCol w:w="9360"/>
-      </w:tblGrid>
-      <w:tr>
-        <w:tc>
-          <w:tcPr>
-            <w:tcW w:type="dxa" w:w="9360"/>
-            <w:vAlign w:val="top"/>
-            <w:shd w:fill="F8F5ED"/>
-          </w:tcPr>
-          <w:p>
-            <w:r>
-              <w:t>Respuesta / nota:</w:t>
-              <w:br/>
-              <w:br/>
-            </w:r>
-          </w:p>
-        </w:tc>
-      </w:tr>
-    </w:tbl>
     <w:sectPr>
       <w:headerReference w:type="default" r:id="rId9"/>
       <w:footerReference w:type="default" r:id="rId10"/>
@@ -2010,7 +1940,7 @@
         <w:color w:val="6B7873"/>
         <w:sz w:val="16"/>
       </w:rPr>
-      <w:t>Documento de retroalimentación · v1.1 · las respuestas se revisan antes de usarse</w:t>
+      <w:t>Documento de retroalimentación · v1.2 · las respuestas se revisan antes de usarse</w:t>
     </w:r>
   </w:p>
 </w:ftr>
@@ -2397,7 +2327,7 @@
     <w:qFormat/>
     <w:rsid w:val="00FC693F"/>
     <w:pPr>
-      <w:spacing w:after="120" w:line="269" w:lineRule="auto"/>
+      <w:spacing w:after="100" w:line="264" w:lineRule="auto"/>
     </w:pPr>
     <w:rPr>
       <w:rFonts w:ascii="Calibri" w:hAnsi="Calibri"/>
@@ -2459,7 +2389,7 @@
     <w:pPr>
       <w:keepNext/>
       <w:keepLines/>
-      <w:spacing w:before="320" w:after="120"/>
+      <w:spacing w:before="280" w:after="100"/>
       <w:outlineLvl w:val="0"/>
     </w:pPr>
     <w:rPr>
@@ -2467,7 +2397,7 @@
       <w:b/>
       <w:bCs/>
       <w:color w:val="17352C"/>
-      <w:sz w:val="32"/>
+      <w:sz w:val="30"/>
       <w:szCs w:val="28"/>
     </w:rPr>
   </w:style>
@@ -2483,7 +2413,7 @@
     <w:pPr>
       <w:keepNext/>
       <w:keepLines/>
-      <w:spacing w:before="240" w:after="80"/>
+      <w:spacing w:before="220" w:after="80"/>
       <w:outlineLvl w:val="1"/>
     </w:pPr>
     <w:rPr>
@@ -2491,7 +2421,7 @@
       <w:b/>
       <w:bCs/>
       <w:color w:val="4E6A54"/>
-      <w:sz w:val="26"/>
+      <w:sz w:val="25"/>
       <w:szCs w:val="26"/>
     </w:rPr>
   </w:style>
